--- a/docs/02-设计/讨论.docx
+++ b/docs/02-设计/讨论.docx
@@ -108,6 +108,11 @@
       </w:r>
     </w:p>
     <w:p>
+      <w:pPr>
+        <w:rPr>
+          <w:rFonts w:hint="eastAsia"/>
+        </w:rPr>
+      </w:pPr>
       <w:r>
         <w:rPr>
           <w:noProof/>
@@ -183,6 +188,11 @@
       </w:r>
     </w:p>
     <w:p>
+      <w:pPr>
+        <w:rPr>
+          <w:rFonts w:hint="eastAsia"/>
+        </w:rPr>
+      </w:pPr>
       <w:r>
         <w:rPr>
           <w:rFonts w:hint="eastAsia"/>
@@ -191,6 +201,11 @@
       </w:r>
     </w:p>
     <w:p>
+      <w:pPr>
+        <w:rPr>
+          <w:rFonts w:hint="eastAsia"/>
+        </w:rPr>
+      </w:pPr>
       <w:r>
         <w:rPr>
           <w:rFonts w:hint="eastAsia"/>
@@ -199,6 +214,11 @@
       </w:r>
     </w:p>
     <w:p>
+      <w:pPr>
+        <w:rPr>
+          <w:rFonts w:hint="eastAsia"/>
+        </w:rPr>
+      </w:pPr>
       <w:r>
         <w:rPr>
           <w:rFonts w:hint="eastAsia"/>
@@ -217,6 +237,48 @@
           <w:rFonts w:hint="eastAsia"/>
         </w:rPr>
         <w:t>你手机是不是小米，如果是，我交你用巴法云，如果不是你直接接入我的。</w:t>
+      </w:r>
+    </w:p>
+    <w:p>
+      <w:pPr>
+        <w:rPr>
+          <w:rFonts w:hint="eastAsia"/>
+        </w:rPr>
+      </w:pPr>
+      <w:r>
+        <w:rPr>
+          <w:rFonts w:hint="eastAsia"/>
+        </w:rPr>
+        <w:t>5.</w:t>
+      </w:r>
+    </w:p>
+    <w:p>
+      <w:r>
+        <w:rPr>
+          <w:rFonts w:hint="eastAsia"/>
+        </w:rPr>
+        <w:t>灯控需要两个以上的进行调试，两个esp32-c3</w:t>
+      </w:r>
+    </w:p>
+    <w:p>
+      <w:r>
+        <w:rPr>
+          <w:rFonts w:hint="eastAsia"/>
+        </w:rPr>
+        <w:t>6.</w:t>
+      </w:r>
+    </w:p>
+    <w:p>
+      <w:pPr>
+        <w:rPr>
+          <w:rFonts w:hint="eastAsia"/>
+        </w:rPr>
+      </w:pPr>
+      <w:r>
+        <w:rPr>
+          <w:rFonts w:hint="eastAsia"/>
+        </w:rPr>
+        <w:t>配网。主节点使用UI配网，从节点用ap配网吧</w:t>
       </w:r>
     </w:p>
     <w:sectPr>
